--- a/templates/working/Договор_физ_лица_коммерция.docx
+++ b/templates/working/Договор_физ_лица_коммерция.docx
@@ -1,6 +1,6 @@
 
 <file path=word/document.xml><?xml version="1.0" encoding="utf-8"?>
-<w:document xmlns:wpc="http://schemas.microsoft.com/office/word/2010/wordprocessingCanvas" xmlns:cx="http://schemas.microsoft.com/office/drawing/2014/chartex" xmlns:cx1="http://schemas.microsoft.com/office/drawing/2015/9/8/chartex" xmlns:cx2="http://schemas.microsoft.com/office/drawing/2015/10/21/chartex" xmlns:cx3="http://schemas.microsoft.com/office/drawing/2016/5/9/chartex" xmlns:cx4="http://schemas.microsoft.com/office/drawing/2016/5/10/chartex" xmlns:cx5="http://schemas.microsoft.com/office/drawing/2016/5/11/chartex" xmlns:cx6="http://schemas.microsoft.com/office/drawing/2016/5/12/chartex" xmlns:cx7="http://schemas.microsoft.com/office/drawing/2016/5/13/chartex" xmlns:cx8="http://schemas.microsoft.com/office/drawing/2016/5/14/chartex" xmlns:mc="http://schemas.openxmlformats.org/markup-compatibility/2006" xmlns:aink="http://schemas.microsoft.com/office/drawing/2016/ink" xmlns:am3d="http://schemas.microsoft.com/office/drawing/2017/model3d" xmlns:o="urn:schemas-microsoft-com:office:office" xmlns:oel="http://schemas.microsoft.com/office/2019/extlst" xmlns:r="http://schemas.openxmlformats.org/officeDocument/2006/relationships" xmlns:m="http://schemas.openxmlformats.org/officeDocument/2006/math" xmlns:v="urn:schemas-microsoft-com:vml" xmlns:wp14="http://schemas.microsoft.com/office/word/2010/wordprocessingDrawing" xmlns:wp="http://schemas.openxmlformats.org/drawingml/2006/wordprocessingDrawing" xmlns:w10="urn:schemas-microsoft-com:office:word" xmlns:w="http://schemas.openxmlformats.org/wordprocessingml/2006/main" xmlns:w14="http://schemas.microsoft.com/office/word/2010/wordml" xmlns:w15="http://schemas.microsoft.com/office/word/2012/wordml" xmlns:w16cei="http://schemas.microsoft.com/office/word/2026/wordml/cei" xmlns:w16cex="http://schemas.microsoft.com/office/word/2018/wordml/cex" xmlns:w16cid="http://schemas.microsoft.com/office/word/2016/wordml/cid" xmlns:w16="http://schemas.microsoft.com/office/word/2018/wordml" xmlns:w16du="http://schemas.microsoft.com/office/word/2023/wordml/word16du" xmlns:w16sdtdh="http://schemas.microsoft.com/office/word/2020/wordml/sdtdatahash" xmlns:w16sdtfl="http://schemas.microsoft.com/office/word/2024/wordml/sdtformatlock" xmlns:w16se="http://schemas.microsoft.com/office/word/2015/wordml/symex" xmlns:wpg="http://schemas.microsoft.com/office/word/2010/wordprocessingGroup" xmlns:wpi="http://schemas.microsoft.com/office/word/2010/wordprocessingInk" xmlns:wne="http://schemas.microsoft.com/office/word/2006/wordml" xmlns:wps="http://schemas.microsoft.com/office/word/2010/wordprocessingShape" mc:Ignorable="w14 w15 w16se w16cid w16 w16cex w16sdtdh w16sdtfl w16du wp14">
+<w:document xmlns:wpc="http://schemas.microsoft.com/office/word/2010/wordprocessingCanvas" xmlns:cx="http://schemas.microsoft.com/office/drawing/2014/chartex" xmlns:cx1="http://schemas.microsoft.com/office/drawing/2015/9/8/chartex" xmlns:cx2="http://schemas.microsoft.com/office/drawing/2015/10/21/chartex" xmlns:cx3="http://schemas.microsoft.com/office/drawing/2016/5/9/chartex" xmlns:cx4="http://schemas.microsoft.com/office/drawing/2016/5/10/chartex" xmlns:cx5="http://schemas.microsoft.com/office/drawing/2016/5/11/chartex" xmlns:cx6="http://schemas.microsoft.com/office/drawing/2016/5/12/chartex" xmlns:cx7="http://schemas.microsoft.com/office/drawing/2016/5/13/chartex" xmlns:cx8="http://schemas.microsoft.com/office/drawing/2016/5/14/chartex" xmlns:mc="http://schemas.openxmlformats.org/markup-compatibility/2006" xmlns:aink="http://schemas.microsoft.com/office/drawing/2016/ink" xmlns:am3d="http://schemas.microsoft.com/office/drawing/2017/model3d" xmlns:o="urn:schemas-microsoft-com:office:office" xmlns:oel="http://schemas.microsoft.com/office/2019/extlst" xmlns:r="http://schemas.openxmlformats.org/officeDocument/2006/relationships" xmlns:m="http://schemas.openxmlformats.org/officeDocument/2006/math" xmlns:v="urn:schemas-microsoft-com:vml" xmlns:wp14="http://schemas.microsoft.com/office/word/2010/wordprocessingDrawing" xmlns:wp="http://schemas.openxmlformats.org/drawingml/2006/wordprocessingDrawing" xmlns:w10="urn:schemas-microsoft-com:office:word" xmlns:w="http://schemas.openxmlformats.org/wordprocessingml/2006/main" xmlns:w14="http://schemas.microsoft.com/office/word/2010/wordml" xmlns:w15="http://schemas.microsoft.com/office/word/2012/wordml" xmlns:w16cex="http://schemas.microsoft.com/office/word/2018/wordml/cex" xmlns:w16cid="http://schemas.microsoft.com/office/word/2016/wordml/cid" xmlns:w16="http://schemas.microsoft.com/office/word/2018/wordml" xmlns:w16du="http://schemas.microsoft.com/office/word/2023/wordml/word16du" xmlns:w16sdtdh="http://schemas.microsoft.com/office/word/2020/wordml/sdtdatahash" xmlns:w16sdtfl="http://schemas.microsoft.com/office/word/2024/wordml/sdtformatlock" xmlns:w16se="http://schemas.microsoft.com/office/word/2015/wordml/symex" xmlns:wpg="http://schemas.microsoft.com/office/word/2010/wordprocessingGroup" xmlns:wpi="http://schemas.microsoft.com/office/word/2010/wordprocessingInk" xmlns:wne="http://schemas.microsoft.com/office/word/2006/wordml" xmlns:wps="http://schemas.microsoft.com/office/word/2010/wordprocessingShape" mc:Ignorable="w14 w15 w16se w16cid w16 w16cex w16sdtdh w16sdtfl w16du wp14">
   <w:body>
     <w:p>
       <w:pPr>
@@ -35,29 +35,7 @@
           <w:szCs w:val="24"/>
           <w:lang w:eastAsia="ru-RU"/>
         </w:rPr>
-        <w:t>{{</w:t>
-      </w:r>
-      <w:proofErr w:type="spellStart"/>
-      <w:r>
-        <w:rPr>
-          <w:rFonts w:ascii="Times New Roman" w:eastAsia="Times New Roman" w:hAnsi="Times New Roman"/>
-          <w:b/>
-          <w:sz w:val="24"/>
-          <w:szCs w:val="24"/>
-          <w:lang w:eastAsia="ru-RU"/>
-        </w:rPr>
-        <w:t>deal.contractNumber</w:t>
-      </w:r>
-      <w:proofErr w:type="spellEnd"/>
-      <w:r>
-        <w:rPr>
-          <w:rFonts w:ascii="Times New Roman" w:eastAsia="Times New Roman" w:hAnsi="Times New Roman"/>
-          <w:b/>
-          <w:sz w:val="24"/>
-          <w:szCs w:val="24"/>
-          <w:lang w:eastAsia="ru-RU"/>
-        </w:rPr>
-        <w:t>}}</w:t>
+        <w:t>{{deal.contractNumber}}</w:t>
       </w:r>
     </w:p>
     <w:p>
@@ -178,27 +156,7 @@
           <w:szCs w:val="24"/>
           <w:lang w:eastAsia="ru-RU"/>
         </w:rPr>
-        <w:t>{{</w:t>
-      </w:r>
-      <w:proofErr w:type="spellStart"/>
-      <w:r>
-        <w:rPr>
-          <w:rFonts w:ascii="Times New Roman" w:eastAsia="Times New Roman" w:hAnsi="Times New Roman"/>
-          <w:sz w:val="24"/>
-          <w:szCs w:val="24"/>
-          <w:lang w:eastAsia="ru-RU"/>
-        </w:rPr>
-        <w:t>deal.date</w:t>
-      </w:r>
-      <w:proofErr w:type="spellEnd"/>
-      <w:r>
-        <w:rPr>
-          <w:rFonts w:ascii="Times New Roman" w:eastAsia="Times New Roman" w:hAnsi="Times New Roman"/>
-          <w:sz w:val="24"/>
-          <w:szCs w:val="24"/>
-          <w:lang w:eastAsia="ru-RU"/>
-        </w:rPr>
-        <w:t>}}г</w:t>
+        <w:t>{{deal.date}}г</w:t>
       </w:r>
     </w:p>
     <w:p>
@@ -752,7 +710,6 @@
         </w:rPr>
         <w:t>{{property.</w:t>
       </w:r>
-      <w:proofErr w:type="spellStart"/>
       <w:r>
         <w:rPr>
           <w:rFonts w:ascii="Times New Roman" w:hAnsi="Times New Roman"/>
@@ -763,7 +720,6 @@
         </w:rPr>
         <w:t>commercialKind</w:t>
       </w:r>
-      <w:proofErr w:type="spellEnd"/>
       <w:r>
         <w:rPr>
           <w:rFonts w:ascii="Times New Roman" w:hAnsi="Times New Roman"/>
@@ -829,29 +785,7 @@
           <w:szCs w:val="24"/>
           <w:lang w:val="ru-BY"/>
         </w:rPr>
-        <w:t>{{</w:t>
-      </w:r>
-      <w:proofErr w:type="spellStart"/>
-      <w:r>
-        <w:rPr>
-          <w:rFonts w:ascii="Times New Roman" w:hAnsi="Times New Roman"/>
-          <w:b/>
-          <w:sz w:val="24"/>
-          <w:szCs w:val="24"/>
-          <w:lang w:val="ru-BY"/>
-        </w:rPr>
-        <w:t>property.address</w:t>
-      </w:r>
-      <w:proofErr w:type="spellEnd"/>
-      <w:r>
-        <w:rPr>
-          <w:rFonts w:ascii="Times New Roman" w:hAnsi="Times New Roman"/>
-          <w:b/>
-          <w:sz w:val="24"/>
-          <w:szCs w:val="24"/>
-          <w:lang w:val="ru-BY"/>
-        </w:rPr>
-        <w:t>}}</w:t>
+        <w:t>{{property.address}}</w:t>
       </w:r>
     </w:p>
     <w:p>
@@ -906,31 +840,7 @@
           <w:szCs w:val="24"/>
           <w:lang w:val="ru-BY"/>
         </w:rPr>
-        <w:t>{{</w:t>
-      </w:r>
-      <w:proofErr w:type="spellStart"/>
-      <w:r>
-        <w:rPr>
-          <w:rFonts w:ascii="Times New Roman" w:hAnsi="Times New Roman"/>
-          <w:b/>
-          <w:bCs/>
-          <w:sz w:val="24"/>
-          <w:szCs w:val="24"/>
-          <w:lang w:val="ru-BY"/>
-        </w:rPr>
-        <w:t>property.areaTotal</w:t>
-      </w:r>
-      <w:proofErr w:type="spellEnd"/>
-      <w:r>
-        <w:rPr>
-          <w:rFonts w:ascii="Times New Roman" w:hAnsi="Times New Roman"/>
-          <w:b/>
-          <w:bCs/>
-          <w:sz w:val="24"/>
-          <w:szCs w:val="24"/>
-          <w:lang w:val="ru-BY"/>
-        </w:rPr>
-        <w:t>}}</w:t>
+        <w:t>{{property.areaTotal}}</w:t>
       </w:r>
       <w:r>
         <w:rPr>
@@ -1005,31 +915,7 @@
           <w:szCs w:val="24"/>
           <w:lang w:val="ru-BY"/>
         </w:rPr>
-        <w:t>{{</w:t>
-      </w:r>
-      <w:proofErr w:type="spellStart"/>
-      <w:r>
-        <w:rPr>
-          <w:rFonts w:ascii="Times New Roman" w:hAnsi="Times New Roman"/>
-          <w:b/>
-          <w:bCs/>
-          <w:sz w:val="24"/>
-          <w:szCs w:val="24"/>
-          <w:lang w:val="ru-BY"/>
-        </w:rPr>
-        <w:t>property.commercialPurpose</w:t>
-      </w:r>
-      <w:proofErr w:type="spellEnd"/>
-      <w:r>
-        <w:rPr>
-          <w:rFonts w:ascii="Times New Roman" w:hAnsi="Times New Roman"/>
-          <w:b/>
-          <w:bCs/>
-          <w:sz w:val="24"/>
-          <w:szCs w:val="24"/>
-          <w:lang w:val="ru-BY"/>
-        </w:rPr>
-        <w:t>}}</w:t>
+        <w:t>{{property.commercialPurpose}}</w:t>
       </w:r>
       <w:r>
         <w:rPr>
@@ -1161,31 +1047,7 @@
           <w:szCs w:val="24"/>
           <w:lang w:eastAsia="ru-RU"/>
         </w:rPr>
-        <w:t>{{</w:t>
-      </w:r>
-      <w:proofErr w:type="spellStart"/>
-      <w:r>
-        <w:rPr>
-          <w:rFonts w:ascii="Times New Roman" w:eastAsia="Times New Roman" w:hAnsi="Times New Roman"/>
-          <w:b/>
-          <w:bCs/>
-          <w:sz w:val="24"/>
-          <w:szCs w:val="24"/>
-          <w:lang w:eastAsia="ru-RU"/>
-        </w:rPr>
-        <w:t>property.priceBYN</w:t>
-      </w:r>
-      <w:proofErr w:type="spellEnd"/>
-      <w:r>
-        <w:rPr>
-          <w:rFonts w:ascii="Times New Roman" w:eastAsia="Times New Roman" w:hAnsi="Times New Roman"/>
-          <w:b/>
-          <w:bCs/>
-          <w:sz w:val="24"/>
-          <w:szCs w:val="24"/>
-          <w:lang w:eastAsia="ru-RU"/>
-        </w:rPr>
-        <w:t>}}</w:t>
+        <w:t>{{property.priceBYN}}</w:t>
       </w:r>
       <w:r>
         <w:rPr>
@@ -1212,27 +1074,7 @@
           <w:szCs w:val="24"/>
           <w:lang w:eastAsia="ru-RU"/>
         </w:rPr>
-        <w:t xml:space="preserve"> ({{</w:t>
-      </w:r>
-      <w:proofErr w:type="spellStart"/>
-      <w:r>
-        <w:rPr>
-          <w:rFonts w:ascii="Times New Roman" w:eastAsia="Times New Roman" w:hAnsi="Times New Roman"/>
-          <w:sz w:val="24"/>
-          <w:szCs w:val="24"/>
-          <w:lang w:eastAsia="ru-RU"/>
-        </w:rPr>
-        <w:t>property.priceWords</w:t>
-      </w:r>
-      <w:proofErr w:type="spellEnd"/>
-      <w:r>
-        <w:rPr>
-          <w:rFonts w:ascii="Times New Roman" w:eastAsia="Times New Roman" w:hAnsi="Times New Roman"/>
-          <w:sz w:val="24"/>
-          <w:szCs w:val="24"/>
-          <w:lang w:eastAsia="ru-RU"/>
-        </w:rPr>
-        <w:t>}})</w:t>
+        <w:t xml:space="preserve"> ({{property.priceWords}})</w:t>
       </w:r>
       <w:r>
         <w:rPr>
@@ -1418,9 +1260,8 @@
           <w:szCs w:val="24"/>
           <w:lang w:eastAsia="ru-RU"/>
         </w:rPr>
-        <w:t>{{</w:t>
-      </w:r>
-      <w:proofErr w:type="spellStart"/>
+        <w:t>{{commission.percent}}</w:t>
+      </w:r>
       <w:r>
         <w:rPr>
           <w:rFonts w:ascii="Times New Roman" w:eastAsia="Times New Roman" w:hAnsi="Times New Roman"/>
@@ -1430,9 +1271,8 @@
           <w:szCs w:val="24"/>
           <w:lang w:eastAsia="ru-RU"/>
         </w:rPr>
-        <w:t>commission.percent</w:t>
-      </w:r>
-      <w:proofErr w:type="spellEnd"/>
+        <w:t xml:space="preserve"> </w:t>
+      </w:r>
       <w:r>
         <w:rPr>
           <w:rFonts w:ascii="Times New Roman" w:eastAsia="Times New Roman" w:hAnsi="Times New Roman"/>
@@ -1442,7 +1282,25 @@
           <w:szCs w:val="24"/>
           <w:lang w:eastAsia="ru-RU"/>
         </w:rPr>
-        <w:t>}}</w:t>
+        <w:t>%</w:t>
+      </w:r>
+      <w:r>
+        <w:rPr>
+          <w:rFonts w:ascii="Times New Roman" w:eastAsia="Times New Roman" w:hAnsi="Times New Roman"/>
+          <w:sz w:val="24"/>
+          <w:szCs w:val="24"/>
+          <w:lang w:eastAsia="ru-RU"/>
+        </w:rPr>
+        <w:t xml:space="preserve"> от стоимости объекта недвижимого имущества, а именно</w:t>
+      </w:r>
+      <w:r>
+        <w:rPr>
+          <w:rFonts w:ascii="Times New Roman" w:eastAsia="Times New Roman" w:hAnsi="Times New Roman"/>
+          <w:sz w:val="24"/>
+          <w:szCs w:val="24"/>
+          <w:lang w:eastAsia="ru-RU"/>
+        </w:rPr>
+        <w:t xml:space="preserve"> </w:t>
       </w:r>
       <w:r>
         <w:rPr>
@@ -1453,7 +1311,7 @@
           <w:szCs w:val="24"/>
           <w:lang w:eastAsia="ru-RU"/>
         </w:rPr>
-        <w:t xml:space="preserve"> </w:t>
+        <w:t>{{commission.amountBYN}}</w:t>
       </w:r>
       <w:r>
         <w:rPr>
@@ -1464,66 +1322,20 @@
           <w:szCs w:val="24"/>
           <w:lang w:eastAsia="ru-RU"/>
         </w:rPr>
-        <w:t>%</w:t>
-      </w:r>
-      <w:r>
-        <w:rPr>
-          <w:rFonts w:ascii="Times New Roman" w:eastAsia="Times New Roman" w:hAnsi="Times New Roman"/>
-          <w:sz w:val="24"/>
-          <w:szCs w:val="24"/>
-          <w:lang w:eastAsia="ru-RU"/>
-        </w:rPr>
-        <w:t xml:space="preserve"> от стоимости объекта недвижимого имущества, а именно</w:t>
-      </w:r>
-      <w:r>
-        <w:rPr>
-          <w:rFonts w:ascii="Times New Roman" w:eastAsia="Times New Roman" w:hAnsi="Times New Roman"/>
-          <w:sz w:val="24"/>
-          <w:szCs w:val="24"/>
-          <w:lang w:eastAsia="ru-RU"/>
-        </w:rPr>
         <w:t xml:space="preserve"> </w:t>
       </w:r>
       <w:r>
         <w:rPr>
           <w:rFonts w:ascii="Times New Roman" w:eastAsia="Times New Roman" w:hAnsi="Times New Roman"/>
-          <w:b/>
-          <w:bCs/>
-          <w:sz w:val="24"/>
-          <w:szCs w:val="24"/>
-          <w:lang w:eastAsia="ru-RU"/>
-        </w:rPr>
-        <w:t>{{</w:t>
-      </w:r>
-      <w:proofErr w:type="spellStart"/>
-      <w:r>
-        <w:rPr>
-          <w:rFonts w:ascii="Times New Roman" w:eastAsia="Times New Roman" w:hAnsi="Times New Roman"/>
-          <w:b/>
-          <w:bCs/>
-          <w:sz w:val="24"/>
-          <w:szCs w:val="24"/>
-          <w:lang w:eastAsia="ru-RU"/>
-        </w:rPr>
-        <w:t>commission.amountBYN</w:t>
-      </w:r>
-      <w:proofErr w:type="spellEnd"/>
-      <w:r>
-        <w:rPr>
-          <w:rFonts w:ascii="Times New Roman" w:eastAsia="Times New Roman" w:hAnsi="Times New Roman"/>
-          <w:b/>
-          <w:bCs/>
-          <w:sz w:val="24"/>
-          <w:szCs w:val="24"/>
-          <w:lang w:eastAsia="ru-RU"/>
-        </w:rPr>
-        <w:t>}}</w:t>
-      </w:r>
-      <w:r>
-        <w:rPr>
-          <w:rFonts w:ascii="Times New Roman" w:eastAsia="Times New Roman" w:hAnsi="Times New Roman"/>
-          <w:b/>
-          <w:bCs/>
+          <w:sz w:val="24"/>
+          <w:szCs w:val="24"/>
+          <w:lang w:eastAsia="ru-RU"/>
+        </w:rPr>
+        <w:t>белорусских рублей</w:t>
+      </w:r>
+      <w:r>
+        <w:rPr>
+          <w:rFonts w:ascii="Times New Roman" w:eastAsia="Times New Roman" w:hAnsi="Times New Roman"/>
           <w:sz w:val="24"/>
           <w:szCs w:val="24"/>
           <w:lang w:eastAsia="ru-RU"/>
@@ -1537,45 +1349,7 @@
           <w:szCs w:val="24"/>
           <w:lang w:eastAsia="ru-RU"/>
         </w:rPr>
-        <w:t>белорусских рублей</w:t>
-      </w:r>
-      <w:r>
-        <w:rPr>
-          <w:rFonts w:ascii="Times New Roman" w:eastAsia="Times New Roman" w:hAnsi="Times New Roman"/>
-          <w:sz w:val="24"/>
-          <w:szCs w:val="24"/>
-          <w:lang w:eastAsia="ru-RU"/>
-        </w:rPr>
-        <w:t xml:space="preserve"> </w:t>
-      </w:r>
-      <w:r>
-        <w:rPr>
-          <w:rFonts w:ascii="Times New Roman" w:eastAsia="Times New Roman" w:hAnsi="Times New Roman"/>
-          <w:sz w:val="24"/>
-          <w:szCs w:val="24"/>
-          <w:lang w:eastAsia="ru-RU"/>
-        </w:rPr>
-        <w:t>({{</w:t>
-      </w:r>
-      <w:proofErr w:type="spellStart"/>
-      <w:r>
-        <w:rPr>
-          <w:rFonts w:ascii="Times New Roman" w:eastAsia="Times New Roman" w:hAnsi="Times New Roman"/>
-          <w:sz w:val="24"/>
-          <w:szCs w:val="24"/>
-          <w:lang w:eastAsia="ru-RU"/>
-        </w:rPr>
-        <w:t>commission.amountWords</w:t>
-      </w:r>
-      <w:proofErr w:type="spellEnd"/>
-      <w:r>
-        <w:rPr>
-          <w:rFonts w:ascii="Times New Roman" w:eastAsia="Times New Roman" w:hAnsi="Times New Roman"/>
-          <w:sz w:val="24"/>
-          <w:szCs w:val="24"/>
-          <w:lang w:eastAsia="ru-RU"/>
-        </w:rPr>
-        <w:t>}})</w:t>
+        <w:t>({{commission.amountWords}})</w:t>
       </w:r>
       <w:r>
         <w:rPr>
@@ -4101,7 +3875,6 @@
         </w:rPr>
         <w:t>.</w:t>
       </w:r>
-      <w:proofErr w:type="spellStart"/>
       <w:r>
         <w:rPr>
           <w:rFonts w:ascii="Times New Roman" w:eastAsia="Times New Roman" w:hAnsi="Times New Roman"/>
@@ -4111,7 +3884,6 @@
         </w:rPr>
         <w:t>endDateText</w:t>
       </w:r>
-      <w:proofErr w:type="spellEnd"/>
       <w:r>
         <w:rPr>
           <w:rFonts w:ascii="Times New Roman" w:eastAsia="Times New Roman" w:hAnsi="Times New Roman"/>
@@ -5056,7 +4828,25 @@
           <w:szCs w:val="24"/>
           <w:lang w:eastAsia="ru-RU"/>
         </w:rPr>
-        <w:t xml:space="preserve">6.1. Настоящий договор составлен в двух экземплярах, по одному для каждой из Сторон.  </w:t>
+        <w:t xml:space="preserve">6.1. Настоящий договор составлен в </w:t>
+      </w:r>
+      <w:r>
+        <w:rPr>
+          <w:rFonts w:ascii="Times New Roman" w:eastAsia="Times New Roman" w:hAnsi="Times New Roman"/>
+          <w:sz w:val="24"/>
+          <w:szCs w:val="24"/>
+          <w:lang w:eastAsia="ru-RU"/>
+        </w:rPr>
+        <w:t xml:space="preserve">{{copies.countWords}} </w:t>
+      </w:r>
+      <w:r>
+        <w:rPr>
+          <w:rFonts w:ascii="Times New Roman" w:eastAsia="Times New Roman" w:hAnsi="Times New Roman"/>
+          <w:sz w:val="24"/>
+          <w:szCs w:val="24"/>
+          <w:lang w:eastAsia="ru-RU"/>
+        </w:rPr>
+        <w:t xml:space="preserve">экземплярах, по одному для каждой из Сторон.  </w:t>
       </w:r>
       <w:r>
         <w:rPr>
@@ -5596,29 +5386,7 @@
           <w:szCs w:val="20"/>
           <w:lang w:eastAsia="ru-RU"/>
         </w:rPr>
-        <w:t>Ответственный риэлтер по настоящему договору {{</w:t>
-      </w:r>
-      <w:proofErr w:type="spellStart"/>
-      <w:r>
-        <w:rPr>
-          <w:rFonts w:ascii="Times New Roman" w:eastAsia="Times New Roman" w:hAnsi="Times New Roman"/>
-          <w:i/>
-          <w:sz w:val="20"/>
-          <w:szCs w:val="20"/>
-          <w:lang w:eastAsia="ru-RU"/>
-        </w:rPr>
-        <w:t>agent.initials</w:t>
-      </w:r>
-      <w:proofErr w:type="spellEnd"/>
-      <w:r>
-        <w:rPr>
-          <w:rFonts w:ascii="Times New Roman" w:eastAsia="Times New Roman" w:hAnsi="Times New Roman"/>
-          <w:i/>
-          <w:sz w:val="20"/>
-          <w:szCs w:val="20"/>
-          <w:lang w:eastAsia="ru-RU"/>
-        </w:rPr>
-        <w:t>}}</w:t>
+        <w:t>Ответственный риэлтер по настоящему договору {{agent.initials}}</w:t>
       </w:r>
     </w:p>
     <w:p>
@@ -5668,73 +5436,7 @@
           <w:szCs w:val="20"/>
           <w:lang w:eastAsia="ru-RU"/>
         </w:rPr>
-        <w:t>№ {{</w:t>
-      </w:r>
-      <w:proofErr w:type="spellStart"/>
-      <w:r>
-        <w:rPr>
-          <w:rFonts w:ascii="Times New Roman" w:eastAsia="Times New Roman" w:hAnsi="Times New Roman"/>
-          <w:i/>
-          <w:sz w:val="20"/>
-          <w:szCs w:val="20"/>
-          <w:lang w:eastAsia="ru-RU"/>
-        </w:rPr>
-        <w:t>agent.attestationNumber</w:t>
-      </w:r>
-      <w:proofErr w:type="spellEnd"/>
-      <w:r>
-        <w:rPr>
-          <w:rFonts w:ascii="Times New Roman" w:eastAsia="Times New Roman" w:hAnsi="Times New Roman"/>
-          <w:i/>
-          <w:sz w:val="20"/>
-          <w:szCs w:val="20"/>
-          <w:lang w:eastAsia="ru-RU"/>
-        </w:rPr>
-        <w:t>}} от {{</w:t>
-      </w:r>
-      <w:proofErr w:type="spellStart"/>
-      <w:r>
-        <w:rPr>
-          <w:rFonts w:ascii="Times New Roman" w:eastAsia="Times New Roman" w:hAnsi="Times New Roman"/>
-          <w:i/>
-          <w:sz w:val="20"/>
-          <w:szCs w:val="20"/>
-          <w:lang w:eastAsia="ru-RU"/>
-        </w:rPr>
-        <w:t>agent.attestationDate</w:t>
-      </w:r>
-      <w:proofErr w:type="spellEnd"/>
-      <w:r>
-        <w:rPr>
-          <w:rFonts w:ascii="Times New Roman" w:eastAsia="Times New Roman" w:hAnsi="Times New Roman"/>
-          <w:i/>
-          <w:sz w:val="20"/>
-          <w:szCs w:val="20"/>
-          <w:lang w:eastAsia="ru-RU"/>
-        </w:rPr>
-        <w:t>}}г, действует до {{</w:t>
-      </w:r>
-      <w:proofErr w:type="spellStart"/>
-      <w:r>
-        <w:rPr>
-          <w:rFonts w:ascii="Times New Roman" w:eastAsia="Times New Roman" w:hAnsi="Times New Roman"/>
-          <w:i/>
-          <w:sz w:val="20"/>
-          <w:szCs w:val="20"/>
-          <w:lang w:eastAsia="ru-RU"/>
-        </w:rPr>
-        <w:t>agent.attestationExpiry</w:t>
-      </w:r>
-      <w:proofErr w:type="spellEnd"/>
-      <w:r>
-        <w:rPr>
-          <w:rFonts w:ascii="Times New Roman" w:eastAsia="Times New Roman" w:hAnsi="Times New Roman"/>
-          <w:i/>
-          <w:sz w:val="20"/>
-          <w:szCs w:val="20"/>
-          <w:lang w:eastAsia="ru-RU"/>
-        </w:rPr>
-        <w:t>}}г</w:t>
+        <w:t>№ {{agent.attestationNumber}} от {{agent.attestationDate}}г, действует до {{agent.attestationExpiry}}г</w:t>
       </w:r>
     </w:p>
     <w:p>
@@ -5763,33 +5465,7 @@
           <w:szCs w:val="20"/>
           <w:lang w:eastAsia="ru-RU"/>
         </w:rPr>
-        <w:t>Идентификационная пластиковая карточка {{</w:t>
-      </w:r>
-      <w:proofErr w:type="spellStart"/>
-      <w:r>
-        <w:rPr>
-          <w:rFonts w:ascii="Times New Roman" w:eastAsia="Times New Roman" w:hAnsi="Times New Roman"/>
-          <w:bCs/>
-          <w:i/>
-          <w:iCs/>
-          <w:sz w:val="20"/>
-          <w:szCs w:val="20"/>
-          <w:lang w:eastAsia="ru-RU"/>
-        </w:rPr>
-        <w:t>agent.cardNumber</w:t>
-      </w:r>
-      <w:proofErr w:type="spellEnd"/>
-      <w:r>
-        <w:rPr>
-          <w:rFonts w:ascii="Times New Roman" w:eastAsia="Times New Roman" w:hAnsi="Times New Roman"/>
-          <w:bCs/>
-          <w:i/>
-          <w:iCs/>
-          <w:sz w:val="20"/>
-          <w:szCs w:val="20"/>
-          <w:lang w:eastAsia="ru-RU"/>
-        </w:rPr>
-        <w:t>}}</w:t>
+        <w:t>Идентификационная пластиковая карточка {{agent.cardNumber}}</w:t>
       </w:r>
     </w:p>
     <w:p>
@@ -6041,17 +5717,26 @@
                 <w:rFonts w:ascii="Times New Roman" w:hAnsi="Times New Roman"/>
                 <w:sz w:val="24"/>
                 <w:szCs w:val="24"/>
+                <w:lang w:val="en-US" w:eastAsia="ru-RU"/>
+              </w:rPr>
+            </w:pPr>
+            <w:r>
+              <w:rPr>
+                <w:rFonts w:ascii="Times New Roman" w:hAnsi="Times New Roman"/>
+                <w:sz w:val="24"/>
+                <w:szCs w:val="24"/>
                 <w:lang w:eastAsia="ru-RU"/>
               </w:rPr>
-            </w:pPr>
-            <w:r>
-              <w:rPr>
-                <w:rFonts w:ascii="Times New Roman" w:hAnsi="Times New Roman"/>
-                <w:sz w:val="24"/>
-                <w:szCs w:val="24"/>
-                <w:lang w:eastAsia="ru-RU"/>
-              </w:rPr>
-              <w:t>Подпись                              / {{owner1.signatoryLabel}}</w:t>
+              <w:t>Подпись</w:t>
+            </w:r>
+            <w:r>
+              <w:rPr>
+                <w:rFonts w:ascii="Times New Roman" w:hAnsi="Times New Roman"/>
+                <w:sz w:val="24"/>
+                <w:szCs w:val="24"/>
+                <w:lang w:val="en-US" w:eastAsia="ru-RU"/>
+              </w:rPr>
+              <w:t xml:space="preserve">                              / {{owner1.signatoryLabel}}</w:t>
             </w:r>
           </w:p>
           <w:p>
@@ -6079,7 +5764,7 @@
                 <w:rFonts w:ascii="Times New Roman" w:hAnsi="Times New Roman"/>
                 <w:sz w:val="24"/>
                 <w:szCs w:val="24"/>
-                <w:lang w:eastAsia="ru-RU"/>
+                <w:lang w:val="en-US" w:eastAsia="ru-RU"/>
               </w:rPr>
               <w:t>/</w:t>
             </w:r>
@@ -6254,27 +5939,7 @@
                 <w:sz w:val="24"/>
                 <w:szCs w:val="24"/>
               </w:rPr>
-              <w:t xml:space="preserve">ЗАО «Альфа-Банк»,220007, </w:t>
-            </w:r>
-            <w:proofErr w:type="spellStart"/>
-            <w:r>
-              <w:rPr>
-                <w:rFonts w:ascii="Times New Roman" w:eastAsia="Times New Roman" w:hAnsi="Times New Roman"/>
-                <w:color w:val="000000"/>
-                <w:sz w:val="24"/>
-                <w:szCs w:val="24"/>
-              </w:rPr>
-              <w:t>г.Минск</w:t>
-            </w:r>
-            <w:proofErr w:type="spellEnd"/>
-            <w:r>
-              <w:rPr>
-                <w:rFonts w:ascii="Times New Roman" w:eastAsia="Times New Roman" w:hAnsi="Times New Roman"/>
-                <w:color w:val="000000"/>
-                <w:sz w:val="24"/>
-                <w:szCs w:val="24"/>
-              </w:rPr>
-              <w:t>, ул.Сурганова,43-47 УНП 101541947</w:t>
+              <w:t>ЗАО «Альфа-Банк»,220007, г.Минск, ул.Сурганова,43-47 УНП 101541947</w:t>
             </w:r>
           </w:p>
           <w:p>
@@ -6373,7 +6038,6 @@
                 </w:rPr>
                 <w:t>://</w:t>
               </w:r>
-              <w:proofErr w:type="spellStart"/>
               <w:r>
                 <w:rPr>
                   <w:rStyle w:val="a6"/>
@@ -6384,7 +6048,6 @@
                 </w:rPr>
                 <w:t>germesgarant</w:t>
               </w:r>
-              <w:proofErr w:type="spellEnd"/>
               <w:r>
                 <w:rPr>
                   <w:rStyle w:val="a6"/>
@@ -6416,7 +6079,6 @@
                 <w:lang w:eastAsia="ru-RU"/>
               </w:rPr>
             </w:pPr>
-            <w:proofErr w:type="spellStart"/>
             <w:r>
               <w:rPr>
                 <w:rFonts w:ascii="Times New Roman" w:eastAsia="Times New Roman" w:hAnsi="Times New Roman"/>
@@ -6434,17 +6096,7 @@
                 <w:szCs w:val="24"/>
                 <w:lang w:eastAsia="ru-RU"/>
               </w:rPr>
-              <w:t>______________Турко</w:t>
-            </w:r>
-            <w:proofErr w:type="spellEnd"/>
-            <w:r>
-              <w:rPr>
-                <w:rFonts w:ascii="Times New Roman" w:eastAsia="Times New Roman" w:hAnsi="Times New Roman"/>
-                <w:sz w:val="24"/>
-                <w:szCs w:val="24"/>
-                <w:lang w:eastAsia="ru-RU"/>
-              </w:rPr>
-              <w:t xml:space="preserve"> О.Р.</w:t>
+              <w:t>______________Турко О.Р.</w:t>
             </w:r>
           </w:p>
           <w:p>
@@ -6650,16 +6302,16 @@
                 <w:rFonts w:ascii="Times New Roman" w:hAnsi="Times New Roman"/>
                 <w:sz w:val="24"/>
                 <w:szCs w:val="24"/>
+                <w:lang w:val="en-US" w:eastAsia="ru-RU"/>
+              </w:rPr>
+            </w:pPr>
+            <w:r>
+              <w:rPr>
+                <w:rFonts w:ascii="Times New Roman" w:hAnsi="Times New Roman"/>
+                <w:sz w:val="24"/>
+                <w:szCs w:val="24"/>
                 <w:lang w:eastAsia="ru-RU"/>
               </w:rPr>
-            </w:pPr>
-            <w:r>
-              <w:rPr>
-                <w:rFonts w:ascii="Times New Roman" w:hAnsi="Times New Roman"/>
-                <w:sz w:val="24"/>
-                <w:szCs w:val="24"/>
-                <w:lang w:eastAsia="ru-RU"/>
-              </w:rPr>
               <w:t>Подпись</w:t>
             </w:r>
             <w:r>
@@ -6695,7 +6347,7 @@
                 <w:rFonts w:ascii="Times New Roman" w:hAnsi="Times New Roman"/>
                 <w:sz w:val="24"/>
                 <w:szCs w:val="24"/>
-                <w:lang w:eastAsia="ru-RU"/>
+                <w:lang w:val="en-US" w:eastAsia="ru-RU"/>
               </w:rPr>
               <w:t>2</w:t>
             </w:r>
@@ -6706,27 +6358,7 @@
                 <w:szCs w:val="24"/>
                 <w:lang w:val="en-US" w:eastAsia="ru-RU"/>
               </w:rPr>
-              <w:t>.</w:t>
-            </w:r>
-            <w:proofErr w:type="spellStart"/>
-            <w:r>
-              <w:rPr>
-                <w:rFonts w:ascii="Times New Roman" w:hAnsi="Times New Roman"/>
-                <w:sz w:val="24"/>
-                <w:szCs w:val="24"/>
-                <w:lang w:val="en-US" w:eastAsia="ru-RU"/>
-              </w:rPr>
-              <w:t>poa.passportDetails</w:t>
-            </w:r>
-            <w:proofErr w:type="spellEnd"/>
-            <w:r>
-              <w:rPr>
-                <w:rFonts w:ascii="Times New Roman" w:hAnsi="Times New Roman"/>
-                <w:sz w:val="24"/>
-                <w:szCs w:val="24"/>
-                <w:lang w:val="en-US" w:eastAsia="ru-RU"/>
-              </w:rPr>
-              <w:t>}}</w:t>
+              <w:t>.poa.passportDetails}}</w:t>
             </w:r>
             <w:r>
               <w:rPr>
@@ -6980,16 +6612,16 @@
                 <w:rFonts w:ascii="Times New Roman" w:hAnsi="Times New Roman"/>
                 <w:sz w:val="24"/>
                 <w:szCs w:val="24"/>
+                <w:lang w:val="en-US" w:eastAsia="ru-RU"/>
+              </w:rPr>
+            </w:pPr>
+            <w:r>
+              <w:rPr>
+                <w:rFonts w:ascii="Times New Roman" w:hAnsi="Times New Roman"/>
+                <w:sz w:val="24"/>
+                <w:szCs w:val="24"/>
                 <w:lang w:eastAsia="ru-RU"/>
               </w:rPr>
-            </w:pPr>
-            <w:r>
-              <w:rPr>
-                <w:rFonts w:ascii="Times New Roman" w:hAnsi="Times New Roman"/>
-                <w:sz w:val="24"/>
-                <w:szCs w:val="24"/>
-                <w:lang w:eastAsia="ru-RU"/>
-              </w:rPr>
               <w:t>Подпись</w:t>
             </w:r>
             <w:r>
@@ -7025,7 +6657,7 @@
                 <w:rFonts w:ascii="Times New Roman" w:hAnsi="Times New Roman"/>
                 <w:sz w:val="24"/>
                 <w:szCs w:val="24"/>
-                <w:lang w:eastAsia="ru-RU"/>
+                <w:lang w:val="en-US" w:eastAsia="ru-RU"/>
               </w:rPr>
               <w:t>3</w:t>
             </w:r>
@@ -7036,27 +6668,7 @@
                 <w:szCs w:val="24"/>
                 <w:lang w:val="en-US" w:eastAsia="ru-RU"/>
               </w:rPr>
-              <w:t>.</w:t>
-            </w:r>
-            <w:proofErr w:type="spellStart"/>
-            <w:r>
-              <w:rPr>
-                <w:rFonts w:ascii="Times New Roman" w:hAnsi="Times New Roman"/>
-                <w:sz w:val="24"/>
-                <w:szCs w:val="24"/>
-                <w:lang w:val="en-US" w:eastAsia="ru-RU"/>
-              </w:rPr>
-              <w:t>poa.passportDetails</w:t>
-            </w:r>
-            <w:proofErr w:type="spellEnd"/>
-            <w:r>
-              <w:rPr>
-                <w:rFonts w:ascii="Times New Roman" w:hAnsi="Times New Roman"/>
-                <w:sz w:val="24"/>
-                <w:szCs w:val="24"/>
-                <w:lang w:val="en-US" w:eastAsia="ru-RU"/>
-              </w:rPr>
-              <w:t>}}</w:t>
+              <w:t>.poa.passportDetails}}</w:t>
             </w:r>
             <w:r>
               <w:rPr>
@@ -7300,47 +6912,7 @@
           <w:szCs w:val="16"/>
           <w:lang w:eastAsia="ru-RU"/>
         </w:rPr>
-        <w:t>оказания риэлтерских услуг по содействию в продаже объектов недвижимого имущества № {{</w:t>
-      </w:r>
-      <w:proofErr w:type="spellStart"/>
-      <w:r>
-        <w:rPr>
-          <w:rFonts w:ascii="Times New Roman" w:eastAsia="Times New Roman" w:hAnsi="Times New Roman"/>
-          <w:sz w:val="16"/>
-          <w:szCs w:val="16"/>
-          <w:lang w:eastAsia="ru-RU"/>
-        </w:rPr>
-        <w:t>deal.contractNumber</w:t>
-      </w:r>
-      <w:proofErr w:type="spellEnd"/>
-      <w:r>
-        <w:rPr>
-          <w:rFonts w:ascii="Times New Roman" w:eastAsia="Times New Roman" w:hAnsi="Times New Roman"/>
-          <w:sz w:val="16"/>
-          <w:szCs w:val="16"/>
-          <w:lang w:eastAsia="ru-RU"/>
-        </w:rPr>
-        <w:t>}} от {{</w:t>
-      </w:r>
-      <w:proofErr w:type="spellStart"/>
-      <w:r>
-        <w:rPr>
-          <w:rFonts w:ascii="Times New Roman" w:eastAsia="Times New Roman" w:hAnsi="Times New Roman"/>
-          <w:sz w:val="16"/>
-          <w:szCs w:val="16"/>
-          <w:lang w:eastAsia="ru-RU"/>
-        </w:rPr>
-        <w:t>deal.date</w:t>
-      </w:r>
-      <w:proofErr w:type="spellEnd"/>
-      <w:r>
-        <w:rPr>
-          <w:rFonts w:ascii="Times New Roman" w:eastAsia="Times New Roman" w:hAnsi="Times New Roman"/>
-          <w:sz w:val="16"/>
-          <w:szCs w:val="16"/>
-          <w:lang w:eastAsia="ru-RU"/>
-        </w:rPr>
-        <w:t>}}</w:t>
+        <w:t>оказания риэлтерских услуг по содействию в продаже объектов недвижимого имущества № {{deal.contractNumber}} от {{deal.date}}</w:t>
       </w:r>
     </w:p>
     <w:p>
@@ -7453,14 +7025,12 @@
         </w:rPr>
         <w:t>1.</w:t>
       </w:r>
-      <w:proofErr w:type="spellStart"/>
       <w:r>
         <w:rPr>
           <w:szCs w:val="22"/>
         </w:rPr>
         <w:t>fullName</w:t>
       </w:r>
-      <w:proofErr w:type="spellEnd"/>
       <w:r>
         <w:rPr>
           <w:szCs w:val="22"/>
@@ -7481,14 +7051,12 @@
         </w:rPr>
         <w:t>1.</w:t>
       </w:r>
-      <w:proofErr w:type="spellStart"/>
       <w:r>
         <w:rPr>
           <w:szCs w:val="22"/>
         </w:rPr>
         <w:t>poaSuffix</w:t>
       </w:r>
-      <w:proofErr w:type="spellEnd"/>
       <w:r>
         <w:rPr>
           <w:szCs w:val="22"/>
@@ -7509,14 +7077,12 @@
         </w:rPr>
         <w:t>2.</w:t>
       </w:r>
-      <w:proofErr w:type="spellStart"/>
       <w:r>
         <w:rPr>
           <w:szCs w:val="22"/>
         </w:rPr>
         <w:t>fullName</w:t>
       </w:r>
-      <w:proofErr w:type="spellEnd"/>
       <w:r>
         <w:rPr>
           <w:szCs w:val="22"/>
@@ -7537,14 +7103,12 @@
         </w:rPr>
         <w:t>2.</w:t>
       </w:r>
-      <w:proofErr w:type="spellStart"/>
       <w:r>
         <w:rPr>
           <w:szCs w:val="22"/>
         </w:rPr>
         <w:t>fullName</w:t>
       </w:r>
-      <w:proofErr w:type="spellEnd"/>
       <w:r>
         <w:rPr>
           <w:szCs w:val="22"/>
@@ -7565,14 +7129,12 @@
         </w:rPr>
         <w:t>2.</w:t>
       </w:r>
-      <w:proofErr w:type="spellStart"/>
       <w:r>
         <w:rPr>
           <w:szCs w:val="22"/>
         </w:rPr>
         <w:t>poaSuffix</w:t>
       </w:r>
-      <w:proofErr w:type="spellEnd"/>
       <w:r>
         <w:rPr>
           <w:szCs w:val="22"/>
@@ -7593,14 +7155,12 @@
         </w:rPr>
         <w:t>2.</w:t>
       </w:r>
-      <w:proofErr w:type="spellStart"/>
       <w:r>
         <w:rPr>
           <w:szCs w:val="22"/>
         </w:rPr>
         <w:t>fullName</w:t>
       </w:r>
-      <w:proofErr w:type="spellEnd"/>
       <w:r>
         <w:rPr>
           <w:szCs w:val="22"/>
@@ -7621,14 +7181,12 @@
         </w:rPr>
         <w:t>3.</w:t>
       </w:r>
-      <w:proofErr w:type="spellStart"/>
       <w:r>
         <w:rPr>
           <w:szCs w:val="22"/>
         </w:rPr>
         <w:t>fullName</w:t>
       </w:r>
-      <w:proofErr w:type="spellEnd"/>
       <w:r>
         <w:rPr>
           <w:szCs w:val="22"/>
@@ -7649,14 +7207,12 @@
         </w:rPr>
         <w:t>3.</w:t>
       </w:r>
-      <w:proofErr w:type="spellStart"/>
       <w:r>
         <w:rPr>
           <w:szCs w:val="22"/>
         </w:rPr>
         <w:t>fullName</w:t>
       </w:r>
-      <w:proofErr w:type="spellEnd"/>
       <w:r>
         <w:rPr>
           <w:szCs w:val="22"/>
@@ -7677,14 +7233,12 @@
         </w:rPr>
         <w:t>3.</w:t>
       </w:r>
-      <w:proofErr w:type="spellStart"/>
       <w:r>
         <w:rPr>
           <w:szCs w:val="22"/>
         </w:rPr>
         <w:t>poaSuffix</w:t>
       </w:r>
-      <w:proofErr w:type="spellEnd"/>
       <w:r>
         <w:rPr>
           <w:szCs w:val="22"/>
@@ -7705,14 +7259,12 @@
         </w:rPr>
         <w:t>3.</w:t>
       </w:r>
-      <w:proofErr w:type="spellStart"/>
       <w:r>
         <w:rPr>
           <w:szCs w:val="22"/>
         </w:rPr>
         <w:t>fullName</w:t>
       </w:r>
-      <w:proofErr w:type="spellEnd"/>
       <w:r>
         <w:rPr>
           <w:szCs w:val="22"/>
@@ -7898,25 +7450,7 @@
                 <w:color w:val="000000"/>
                 <w:lang w:val="ru-BY" w:eastAsia="ru-BY"/>
               </w:rPr>
-              <w:t xml:space="preserve"> </w:t>
-            </w:r>
-            <w:proofErr w:type="spellStart"/>
-            <w:r>
-              <w:rPr>
-                <w:rFonts w:ascii="Times New Roman" w:eastAsia="Times New Roman" w:hAnsi="Times New Roman"/>
-                <w:color w:val="000000"/>
-                <w:lang w:val="ru-BY" w:eastAsia="ru-BY"/>
-              </w:rPr>
-              <w:t>руб</w:t>
-            </w:r>
-            <w:proofErr w:type="spellEnd"/>
-            <w:r>
-              <w:rPr>
-                <w:rFonts w:ascii="Times New Roman" w:eastAsia="Times New Roman" w:hAnsi="Times New Roman"/>
-                <w:color w:val="000000"/>
-                <w:lang w:val="ru-BY" w:eastAsia="ru-BY"/>
-              </w:rPr>
-              <w:t xml:space="preserve">  </w:t>
+              <w:t xml:space="preserve"> руб  </w:t>
             </w:r>
           </w:p>
         </w:tc>
@@ -9244,21 +8778,12 @@
         </w:rPr>
         <w:t>{{</w:t>
       </w:r>
-      <w:proofErr w:type="spellStart"/>
       <w:r>
         <w:rPr>
           <w:rFonts w:ascii="Times New Roman" w:hAnsi="Times New Roman"/>
           <w:lang w:val="ru-BY"/>
         </w:rPr>
-        <w:t>copies.countWords</w:t>
-      </w:r>
-      <w:proofErr w:type="spellEnd"/>
-      <w:r>
-        <w:rPr>
-          <w:rFonts w:ascii="Times New Roman" w:hAnsi="Times New Roman"/>
-          <w:lang w:val="ru-BY"/>
-        </w:rPr>
-        <w:t>}}</w:t>
+        <w:t>copies.countWords}}</w:t>
       </w:r>
       <w:r>
         <w:rPr>
@@ -9687,7 +9212,7 @@
 </file>
 
 <file path=word/endnotes.xml><?xml version="1.0" encoding="utf-8"?>
-<w:endnotes xmlns:wpc="http://schemas.microsoft.com/office/word/2010/wordprocessingCanvas" xmlns:cx="http://schemas.microsoft.com/office/drawing/2014/chartex" xmlns:cx1="http://schemas.microsoft.com/office/drawing/2015/9/8/chartex" xmlns:cx2="http://schemas.microsoft.com/office/drawing/2015/10/21/chartex" xmlns:cx3="http://schemas.microsoft.com/office/drawing/2016/5/9/chartex" xmlns:cx4="http://schemas.microsoft.com/office/drawing/2016/5/10/chartex" xmlns:cx5="http://schemas.microsoft.com/office/drawing/2016/5/11/chartex" xmlns:cx6="http://schemas.microsoft.com/office/drawing/2016/5/12/chartex" xmlns:cx7="http://schemas.microsoft.com/office/drawing/2016/5/13/chartex" xmlns:cx8="http://schemas.microsoft.com/office/drawing/2016/5/14/chartex" xmlns:mc="http://schemas.openxmlformats.org/markup-compatibility/2006" xmlns:aink="http://schemas.microsoft.com/office/drawing/2016/ink" xmlns:am3d="http://schemas.microsoft.com/office/drawing/2017/model3d" xmlns:o="urn:schemas-microsoft-com:office:office" xmlns:oel="http://schemas.microsoft.com/office/2019/extlst" xmlns:r="http://schemas.openxmlformats.org/officeDocument/2006/relationships" xmlns:m="http://schemas.openxmlformats.org/officeDocument/2006/math" xmlns:v="urn:schemas-microsoft-com:vml" xmlns:wp14="http://schemas.microsoft.com/office/word/2010/wordprocessingDrawing" xmlns:wp="http://schemas.openxmlformats.org/drawingml/2006/wordprocessingDrawing" xmlns:w10="urn:schemas-microsoft-com:office:word" xmlns:w="http://schemas.openxmlformats.org/wordprocessingml/2006/main" xmlns:w14="http://schemas.microsoft.com/office/word/2010/wordml" xmlns:w15="http://schemas.microsoft.com/office/word/2012/wordml" xmlns:w16cei="http://schemas.microsoft.com/office/word/2026/wordml/cei" xmlns:w16cex="http://schemas.microsoft.com/office/word/2018/wordml/cex" xmlns:w16cid="http://schemas.microsoft.com/office/word/2016/wordml/cid" xmlns:w16="http://schemas.microsoft.com/office/word/2018/wordml" xmlns:w16du="http://schemas.microsoft.com/office/word/2023/wordml/word16du" xmlns:w16sdtdh="http://schemas.microsoft.com/office/word/2020/wordml/sdtdatahash" xmlns:w16sdtfl="http://schemas.microsoft.com/office/word/2024/wordml/sdtformatlock" xmlns:w16se="http://schemas.microsoft.com/office/word/2015/wordml/symex" xmlns:wpg="http://schemas.microsoft.com/office/word/2010/wordprocessingGroup" xmlns:wpi="http://schemas.microsoft.com/office/word/2010/wordprocessingInk" xmlns:wne="http://schemas.microsoft.com/office/word/2006/wordml" xmlns:wps="http://schemas.microsoft.com/office/word/2010/wordprocessingShape" mc:Ignorable="w14 w15 w16se w16cid w16 w16cex w16sdtdh w16sdtfl w16du wp14">
+<w:endnotes xmlns:wpc="http://schemas.microsoft.com/office/word/2010/wordprocessingCanvas" xmlns:cx="http://schemas.microsoft.com/office/drawing/2014/chartex" xmlns:cx1="http://schemas.microsoft.com/office/drawing/2015/9/8/chartex" xmlns:cx2="http://schemas.microsoft.com/office/drawing/2015/10/21/chartex" xmlns:cx3="http://schemas.microsoft.com/office/drawing/2016/5/9/chartex" xmlns:cx4="http://schemas.microsoft.com/office/drawing/2016/5/10/chartex" xmlns:cx5="http://schemas.microsoft.com/office/drawing/2016/5/11/chartex" xmlns:cx6="http://schemas.microsoft.com/office/drawing/2016/5/12/chartex" xmlns:cx7="http://schemas.microsoft.com/office/drawing/2016/5/13/chartex" xmlns:cx8="http://schemas.microsoft.com/office/drawing/2016/5/14/chartex" xmlns:mc="http://schemas.openxmlformats.org/markup-compatibility/2006" xmlns:aink="http://schemas.microsoft.com/office/drawing/2016/ink" xmlns:am3d="http://schemas.microsoft.com/office/drawing/2017/model3d" xmlns:o="urn:schemas-microsoft-com:office:office" xmlns:oel="http://schemas.microsoft.com/office/2019/extlst" xmlns:r="http://schemas.openxmlformats.org/officeDocument/2006/relationships" xmlns:m="http://schemas.openxmlformats.org/officeDocument/2006/math" xmlns:v="urn:schemas-microsoft-com:vml" xmlns:wp14="http://schemas.microsoft.com/office/word/2010/wordprocessingDrawing" xmlns:wp="http://schemas.openxmlformats.org/drawingml/2006/wordprocessingDrawing" xmlns:w10="urn:schemas-microsoft-com:office:word" xmlns:w="http://schemas.openxmlformats.org/wordprocessingml/2006/main" xmlns:w14="http://schemas.microsoft.com/office/word/2010/wordml" xmlns:w15="http://schemas.microsoft.com/office/word/2012/wordml" xmlns:w16cex="http://schemas.microsoft.com/office/word/2018/wordml/cex" xmlns:w16cid="http://schemas.microsoft.com/office/word/2016/wordml/cid" xmlns:w16="http://schemas.microsoft.com/office/word/2018/wordml" xmlns:w16du="http://schemas.microsoft.com/office/word/2023/wordml/word16du" xmlns:w16sdtdh="http://schemas.microsoft.com/office/word/2020/wordml/sdtdatahash" xmlns:w16sdtfl="http://schemas.microsoft.com/office/word/2024/wordml/sdtformatlock" xmlns:w16se="http://schemas.microsoft.com/office/word/2015/wordml/symex" xmlns:wpg="http://schemas.microsoft.com/office/word/2010/wordprocessingGroup" xmlns:wpi="http://schemas.microsoft.com/office/word/2010/wordprocessingInk" xmlns:wne="http://schemas.microsoft.com/office/word/2006/wordml" xmlns:wps="http://schemas.microsoft.com/office/word/2010/wordprocessingShape" mc:Ignorable="w14 w15 w16se w16cid w16 w16cex w16sdtdh w16sdtfl w16du wp14">
   <w:endnote w:type="separator" w:id="-1">
     <w:p>
       <w:pPr>
@@ -9712,7 +9237,7 @@
 </file>
 
 <file path=word/footnotes.xml><?xml version="1.0" encoding="utf-8"?>
-<w:footnotes xmlns:wpc="http://schemas.microsoft.com/office/word/2010/wordprocessingCanvas" xmlns:cx="http://schemas.microsoft.com/office/drawing/2014/chartex" xmlns:cx1="http://schemas.microsoft.com/office/drawing/2015/9/8/chartex" xmlns:cx2="http://schemas.microsoft.com/office/drawing/2015/10/21/chartex" xmlns:cx3="http://schemas.microsoft.com/office/drawing/2016/5/9/chartex" xmlns:cx4="http://schemas.microsoft.com/office/drawing/2016/5/10/chartex" xmlns:cx5="http://schemas.microsoft.com/office/drawing/2016/5/11/chartex" xmlns:cx6="http://schemas.microsoft.com/office/drawing/2016/5/12/chartex" xmlns:cx7="http://schemas.microsoft.com/office/drawing/2016/5/13/chartex" xmlns:cx8="http://schemas.microsoft.com/office/drawing/2016/5/14/chartex" xmlns:mc="http://schemas.openxmlformats.org/markup-compatibility/2006" xmlns:aink="http://schemas.microsoft.com/office/drawing/2016/ink" xmlns:am3d="http://schemas.microsoft.com/office/drawing/2017/model3d" xmlns:o="urn:schemas-microsoft-com:office:office" xmlns:oel="http://schemas.microsoft.com/office/2019/extlst" xmlns:r="http://schemas.openxmlformats.org/officeDocument/2006/relationships" xmlns:m="http://schemas.openxmlformats.org/officeDocument/2006/math" xmlns:v="urn:schemas-microsoft-com:vml" xmlns:wp14="http://schemas.microsoft.com/office/word/2010/wordprocessingDrawing" xmlns:wp="http://schemas.openxmlformats.org/drawingml/2006/wordprocessingDrawing" xmlns:w10="urn:schemas-microsoft-com:office:word" xmlns:w="http://schemas.openxmlformats.org/wordprocessingml/2006/main" xmlns:w14="http://schemas.microsoft.com/office/word/2010/wordml" xmlns:w15="http://schemas.microsoft.com/office/word/2012/wordml" xmlns:w16cei="http://schemas.microsoft.com/office/word/2026/wordml/cei" xmlns:w16cex="http://schemas.microsoft.com/office/word/2018/wordml/cex" xmlns:w16cid="http://schemas.microsoft.com/office/word/2016/wordml/cid" xmlns:w16="http://schemas.microsoft.com/office/word/2018/wordml" xmlns:w16du="http://schemas.microsoft.com/office/word/2023/wordml/word16du" xmlns:w16sdtdh="http://schemas.microsoft.com/office/word/2020/wordml/sdtdatahash" xmlns:w16sdtfl="http://schemas.microsoft.com/office/word/2024/wordml/sdtformatlock" xmlns:w16se="http://schemas.microsoft.com/office/word/2015/wordml/symex" xmlns:wpg="http://schemas.microsoft.com/office/word/2010/wordprocessingGroup" xmlns:wpi="http://schemas.microsoft.com/office/word/2010/wordprocessingInk" xmlns:wne="http://schemas.microsoft.com/office/word/2006/wordml" xmlns:wps="http://schemas.microsoft.com/office/word/2010/wordprocessingShape" mc:Ignorable="w14 w15 w16se w16cid w16 w16cex w16sdtdh w16sdtfl w16du wp14">
+<w:footnotes xmlns:wpc="http://schemas.microsoft.com/office/word/2010/wordprocessingCanvas" xmlns:cx="http://schemas.microsoft.com/office/drawing/2014/chartex" xmlns:cx1="http://schemas.microsoft.com/office/drawing/2015/9/8/chartex" xmlns:cx2="http://schemas.microsoft.com/office/drawing/2015/10/21/chartex" xmlns:cx3="http://schemas.microsoft.com/office/drawing/2016/5/9/chartex" xmlns:cx4="http://schemas.microsoft.com/office/drawing/2016/5/10/chartex" xmlns:cx5="http://schemas.microsoft.com/office/drawing/2016/5/11/chartex" xmlns:cx6="http://schemas.microsoft.com/office/drawing/2016/5/12/chartex" xmlns:cx7="http://schemas.microsoft.com/office/drawing/2016/5/13/chartex" xmlns:cx8="http://schemas.microsoft.com/office/drawing/2016/5/14/chartex" xmlns:mc="http://schemas.openxmlformats.org/markup-compatibility/2006" xmlns:aink="http://schemas.microsoft.com/office/drawing/2016/ink" xmlns:am3d="http://schemas.microsoft.com/office/drawing/2017/model3d" xmlns:o="urn:schemas-microsoft-com:office:office" xmlns:oel="http://schemas.microsoft.com/office/2019/extlst" xmlns:r="http://schemas.openxmlformats.org/officeDocument/2006/relationships" xmlns:m="http://schemas.openxmlformats.org/officeDocument/2006/math" xmlns:v="urn:schemas-microsoft-com:vml" xmlns:wp14="http://schemas.microsoft.com/office/word/2010/wordprocessingDrawing" xmlns:wp="http://schemas.openxmlformats.org/drawingml/2006/wordprocessingDrawing" xmlns:w10="urn:schemas-microsoft-com:office:word" xmlns:w="http://schemas.openxmlformats.org/wordprocessingml/2006/main" xmlns:w14="http://schemas.microsoft.com/office/word/2010/wordml" xmlns:w15="http://schemas.microsoft.com/office/word/2012/wordml" xmlns:w16cex="http://schemas.microsoft.com/office/word/2018/wordml/cex" xmlns:w16cid="http://schemas.microsoft.com/office/word/2016/wordml/cid" xmlns:w16="http://schemas.microsoft.com/office/word/2018/wordml" xmlns:w16du="http://schemas.microsoft.com/office/word/2023/wordml/word16du" xmlns:w16sdtdh="http://schemas.microsoft.com/office/word/2020/wordml/sdtdatahash" xmlns:w16sdtfl="http://schemas.microsoft.com/office/word/2024/wordml/sdtformatlock" xmlns:w16se="http://schemas.microsoft.com/office/word/2015/wordml/symex" xmlns:wpg="http://schemas.microsoft.com/office/word/2010/wordprocessingGroup" xmlns:wpi="http://schemas.microsoft.com/office/word/2010/wordprocessingInk" xmlns:wne="http://schemas.microsoft.com/office/word/2006/wordml" xmlns:wps="http://schemas.microsoft.com/office/word/2010/wordprocessingShape" mc:Ignorable="w14 w15 w16se w16cid w16 w16cex w16sdtdh w16sdtfl w16du wp14">
   <w:footnote w:type="separator" w:id="-1">
     <w:p>
       <w:pPr>
@@ -9737,7 +9262,7 @@
 </file>
 
 <file path=word/header1.xml><?xml version="1.0" encoding="utf-8"?>
-<w:hdr xmlns:wpc="http://schemas.microsoft.com/office/word/2010/wordprocessingCanvas" xmlns:cx="http://schemas.microsoft.com/office/drawing/2014/chartex" xmlns:cx1="http://schemas.microsoft.com/office/drawing/2015/9/8/chartex" xmlns:cx2="http://schemas.microsoft.com/office/drawing/2015/10/21/chartex" xmlns:cx3="http://schemas.microsoft.com/office/drawing/2016/5/9/chartex" xmlns:cx4="http://schemas.microsoft.com/office/drawing/2016/5/10/chartex" xmlns:cx5="http://schemas.microsoft.com/office/drawing/2016/5/11/chartex" xmlns:cx6="http://schemas.microsoft.com/office/drawing/2016/5/12/chartex" xmlns:cx7="http://schemas.microsoft.com/office/drawing/2016/5/13/chartex" xmlns:cx8="http://schemas.microsoft.com/office/drawing/2016/5/14/chartex" xmlns:mc="http://schemas.openxmlformats.org/markup-compatibility/2006" xmlns:aink="http://schemas.microsoft.com/office/drawing/2016/ink" xmlns:am3d="http://schemas.microsoft.com/office/drawing/2017/model3d" xmlns:o="urn:schemas-microsoft-com:office:office" xmlns:oel="http://schemas.microsoft.com/office/2019/extlst" xmlns:r="http://schemas.openxmlformats.org/officeDocument/2006/relationships" xmlns:m="http://schemas.openxmlformats.org/officeDocument/2006/math" xmlns:v="urn:schemas-microsoft-com:vml" xmlns:wp14="http://schemas.microsoft.com/office/word/2010/wordprocessingDrawing" xmlns:wp="http://schemas.openxmlformats.org/drawingml/2006/wordprocessingDrawing" xmlns:w10="urn:schemas-microsoft-com:office:word" xmlns:w="http://schemas.openxmlformats.org/wordprocessingml/2006/main" xmlns:w14="http://schemas.microsoft.com/office/word/2010/wordml" xmlns:w15="http://schemas.microsoft.com/office/word/2012/wordml" xmlns:w16cei="http://schemas.microsoft.com/office/word/2026/wordml/cei" xmlns:w16cex="http://schemas.microsoft.com/office/word/2018/wordml/cex" xmlns:w16cid="http://schemas.microsoft.com/office/word/2016/wordml/cid" xmlns:w16="http://schemas.microsoft.com/office/word/2018/wordml" xmlns:w16du="http://schemas.microsoft.com/office/word/2023/wordml/word16du" xmlns:w16sdtdh="http://schemas.microsoft.com/office/word/2020/wordml/sdtdatahash" xmlns:w16sdtfl="http://schemas.microsoft.com/office/word/2024/wordml/sdtformatlock" xmlns:w16se="http://schemas.microsoft.com/office/word/2015/wordml/symex" xmlns:wpg="http://schemas.microsoft.com/office/word/2010/wordprocessingGroup" xmlns:wpi="http://schemas.microsoft.com/office/word/2010/wordprocessingInk" xmlns:wne="http://schemas.microsoft.com/office/word/2006/wordml" xmlns:wps="http://schemas.microsoft.com/office/word/2010/wordprocessingShape" mc:Ignorable="w14 w15 w16se w16cid w16 w16cex w16sdtdh w16sdtfl w16du wp14">
+<w:hdr xmlns:wpc="http://schemas.microsoft.com/office/word/2010/wordprocessingCanvas" xmlns:cx="http://schemas.microsoft.com/office/drawing/2014/chartex" xmlns:cx1="http://schemas.microsoft.com/office/drawing/2015/9/8/chartex" xmlns:cx2="http://schemas.microsoft.com/office/drawing/2015/10/21/chartex" xmlns:cx3="http://schemas.microsoft.com/office/drawing/2016/5/9/chartex" xmlns:cx4="http://schemas.microsoft.com/office/drawing/2016/5/10/chartex" xmlns:cx5="http://schemas.microsoft.com/office/drawing/2016/5/11/chartex" xmlns:cx6="http://schemas.microsoft.com/office/drawing/2016/5/12/chartex" xmlns:cx7="http://schemas.microsoft.com/office/drawing/2016/5/13/chartex" xmlns:cx8="http://schemas.microsoft.com/office/drawing/2016/5/14/chartex" xmlns:mc="http://schemas.openxmlformats.org/markup-compatibility/2006" xmlns:aink="http://schemas.microsoft.com/office/drawing/2016/ink" xmlns:am3d="http://schemas.microsoft.com/office/drawing/2017/model3d" xmlns:o="urn:schemas-microsoft-com:office:office" xmlns:oel="http://schemas.microsoft.com/office/2019/extlst" xmlns:r="http://schemas.openxmlformats.org/officeDocument/2006/relationships" xmlns:m="http://schemas.openxmlformats.org/officeDocument/2006/math" xmlns:v="urn:schemas-microsoft-com:vml" xmlns:wp14="http://schemas.microsoft.com/office/word/2010/wordprocessingDrawing" xmlns:wp="http://schemas.openxmlformats.org/drawingml/2006/wordprocessingDrawing" xmlns:w10="urn:schemas-microsoft-com:office:word" xmlns:w="http://schemas.openxmlformats.org/wordprocessingml/2006/main" xmlns:w14="http://schemas.microsoft.com/office/word/2010/wordml" xmlns:w15="http://schemas.microsoft.com/office/word/2012/wordml" xmlns:w16cex="http://schemas.microsoft.com/office/word/2018/wordml/cex" xmlns:w16cid="http://schemas.microsoft.com/office/word/2016/wordml/cid" xmlns:w16="http://schemas.microsoft.com/office/word/2018/wordml" xmlns:w16du="http://schemas.microsoft.com/office/word/2023/wordml/word16du" xmlns:w16sdtdh="http://schemas.microsoft.com/office/word/2020/wordml/sdtdatahash" xmlns:w16sdtfl="http://schemas.microsoft.com/office/word/2024/wordml/sdtformatlock" xmlns:w16se="http://schemas.microsoft.com/office/word/2015/wordml/symex" xmlns:wpg="http://schemas.microsoft.com/office/word/2010/wordprocessingGroup" xmlns:wpi="http://schemas.microsoft.com/office/word/2010/wordprocessingInk" xmlns:wne="http://schemas.microsoft.com/office/word/2006/wordml" xmlns:wps="http://schemas.microsoft.com/office/word/2010/wordprocessingShape" mc:Ignorable="w14 w15 w16se w16cid w16 w16cex w16sdtdh w16sdtfl w16du wp14">
   <w:p>
     <w:pPr>
       <w:pStyle w:val="ab"/>
@@ -9758,7 +9283,6 @@
       </w:rPr>
       <w:t xml:space="preserve">           </w:t>
     </w:r>
-    <w:proofErr w:type="spellStart"/>
     <w:r>
       <w:rPr>
         <w:sz w:val="12"/>
@@ -9766,7 +9290,6 @@
       </w:rPr>
       <w:t>Экслюзив</w:t>
     </w:r>
-    <w:proofErr w:type="spellEnd"/>
   </w:p>
   <w:p>
     <w:pPr>
@@ -9777,7 +9300,7 @@
 </file>
 
 <file path=word/numbering.xml><?xml version="1.0" encoding="utf-8"?>
-<w:numbering xmlns:wpc="http://schemas.microsoft.com/office/word/2010/wordprocessingCanvas" xmlns:cx="http://schemas.microsoft.com/office/drawing/2014/chartex" xmlns:cx1="http://schemas.microsoft.com/office/drawing/2015/9/8/chartex" xmlns:cx2="http://schemas.microsoft.com/office/drawing/2015/10/21/chartex" xmlns:cx3="http://schemas.microsoft.com/office/drawing/2016/5/9/chartex" xmlns:cx4="http://schemas.microsoft.com/office/drawing/2016/5/10/chartex" xmlns:cx5="http://schemas.microsoft.com/office/drawing/2016/5/11/chartex" xmlns:cx6="http://schemas.microsoft.com/office/drawing/2016/5/12/chartex" xmlns:cx7="http://schemas.microsoft.com/office/drawing/2016/5/13/chartex" xmlns:cx8="http://schemas.microsoft.com/office/drawing/2016/5/14/chartex" xmlns:mc="http://schemas.openxmlformats.org/markup-compatibility/2006" xmlns:aink="http://schemas.microsoft.com/office/drawing/2016/ink" xmlns:am3d="http://schemas.microsoft.com/office/drawing/2017/model3d" xmlns:o="urn:schemas-microsoft-com:office:office" xmlns:oel="http://schemas.microsoft.com/office/2019/extlst" xmlns:r="http://schemas.openxmlformats.org/officeDocument/2006/relationships" xmlns:m="http://schemas.openxmlformats.org/officeDocument/2006/math" xmlns:v="urn:schemas-microsoft-com:vml" xmlns:wp14="http://schemas.microsoft.com/office/word/2010/wordprocessingDrawing" xmlns:wp="http://schemas.openxmlformats.org/drawingml/2006/wordprocessingDrawing" xmlns:w10="urn:schemas-microsoft-com:office:word" xmlns:w="http://schemas.openxmlformats.org/wordprocessingml/2006/main" xmlns:w14="http://schemas.microsoft.com/office/word/2010/wordml" xmlns:w15="http://schemas.microsoft.com/office/word/2012/wordml" xmlns:w16cei="http://schemas.microsoft.com/office/word/2026/wordml/cei" xmlns:w16cex="http://schemas.microsoft.com/office/word/2018/wordml/cex" xmlns:w16cid="http://schemas.microsoft.com/office/word/2016/wordml/cid" xmlns:w16="http://schemas.microsoft.com/office/word/2018/wordml" xmlns:w16du="http://schemas.microsoft.com/office/word/2023/wordml/word16du" xmlns:w16sdtdh="http://schemas.microsoft.com/office/word/2020/wordml/sdtdatahash" xmlns:w16sdtfl="http://schemas.microsoft.com/office/word/2024/wordml/sdtformatlock" xmlns:w16se="http://schemas.microsoft.com/office/word/2015/wordml/symex" xmlns:wpg="http://schemas.microsoft.com/office/word/2010/wordprocessingGroup" xmlns:wpi="http://schemas.microsoft.com/office/word/2010/wordprocessingInk" xmlns:wne="http://schemas.microsoft.com/office/word/2006/wordml" xmlns:wps="http://schemas.microsoft.com/office/word/2010/wordprocessingShape" mc:Ignorable="w14 w15 w16se w16cid w16 w16cex w16sdtdh w16sdtfl w16du wp14">
+<w:numbering xmlns:wpc="http://schemas.microsoft.com/office/word/2010/wordprocessingCanvas" xmlns:cx="http://schemas.microsoft.com/office/drawing/2014/chartex" xmlns:cx1="http://schemas.microsoft.com/office/drawing/2015/9/8/chartex" xmlns:cx2="http://schemas.microsoft.com/office/drawing/2015/10/21/chartex" xmlns:cx3="http://schemas.microsoft.com/office/drawing/2016/5/9/chartex" xmlns:cx4="http://schemas.microsoft.com/office/drawing/2016/5/10/chartex" xmlns:cx5="http://schemas.microsoft.com/office/drawing/2016/5/11/chartex" xmlns:cx6="http://schemas.microsoft.com/office/drawing/2016/5/12/chartex" xmlns:cx7="http://schemas.microsoft.com/office/drawing/2016/5/13/chartex" xmlns:cx8="http://schemas.microsoft.com/office/drawing/2016/5/14/chartex" xmlns:mc="http://schemas.openxmlformats.org/markup-compatibility/2006" xmlns:aink="http://schemas.microsoft.com/office/drawing/2016/ink" xmlns:am3d="http://schemas.microsoft.com/office/drawing/2017/model3d" xmlns:o="urn:schemas-microsoft-com:office:office" xmlns:oel="http://schemas.microsoft.com/office/2019/extlst" xmlns:r="http://schemas.openxmlformats.org/officeDocument/2006/relationships" xmlns:m="http://schemas.openxmlformats.org/officeDocument/2006/math" xmlns:v="urn:schemas-microsoft-com:vml" xmlns:wp14="http://schemas.microsoft.com/office/word/2010/wordprocessingDrawing" xmlns:wp="http://schemas.openxmlformats.org/drawingml/2006/wordprocessingDrawing" xmlns:w10="urn:schemas-microsoft-com:office:word" xmlns:w="http://schemas.openxmlformats.org/wordprocessingml/2006/main" xmlns:w14="http://schemas.microsoft.com/office/word/2010/wordml" xmlns:w15="http://schemas.microsoft.com/office/word/2012/wordml" xmlns:w16cex="http://schemas.microsoft.com/office/word/2018/wordml/cex" xmlns:w16cid="http://schemas.microsoft.com/office/word/2016/wordml/cid" xmlns:w16="http://schemas.microsoft.com/office/word/2018/wordml" xmlns:w16du="http://schemas.microsoft.com/office/word/2023/wordml/word16du" xmlns:w16sdtdh="http://schemas.microsoft.com/office/word/2020/wordml/sdtdatahash" xmlns:w16sdtfl="http://schemas.microsoft.com/office/word/2024/wordml/sdtformatlock" xmlns:w16se="http://schemas.microsoft.com/office/word/2015/wordml/symex" xmlns:wpg="http://schemas.microsoft.com/office/word/2010/wordprocessingGroup" xmlns:wpi="http://schemas.microsoft.com/office/word/2010/wordprocessingInk" xmlns:wne="http://schemas.microsoft.com/office/word/2006/wordml" xmlns:wps="http://schemas.microsoft.com/office/word/2010/wordprocessingShape" mc:Ignorable="w14 w15 w16se w16cid w16 w16cex w16sdtdh w16sdtfl w16du wp14">
   <w:abstractNum w:abstractNumId="0" w15:restartNumberingAfterBreak="0">
     <w:nsid w:val="08E61D1D"/>
     <w:multiLevelType w:val="hybridMultilevel"/>
@@ -10548,6 +10071,7 @@
   <w:style w:type="character" w:default="1" w:styleId="a0">
     <w:name w:val="Default Paragraph Font"/>
     <w:uiPriority w:val="1"/>
+    <w:semiHidden/>
     <w:unhideWhenUsed/>
   </w:style>
   <w:style w:type="table" w:default="1" w:styleId="a1">
